--- a/public/vaazlar/kurban-ibadeti-ile-ilgili-fikhi-hukumler.docx
+++ b/public/vaazlar/kurban-ibadeti-ile-ilgili-fikhi-hukumler.docx
@@ -4050,7 +4050,7 @@
           <w:szCs w:val="28"/>
           <w:lang w:eastAsia="tr-TR"/>
         </w:rPr>
-        <w:t>https://kurul.diyanet.gov.tr/Duyuru-Detay/Duyurular/876/kurban-ibadetiyle-ilgili-aciklama)</w:t>
+        <w:t>https://www.diyanet.gov.tr/tr-tr/Kurumsal/Detay/33577/din-isleri-yuksek-kurulundan-kurban-ibadetiyle-ilgili-aciklama)</w:t>
       </w:r>
     </w:p>
     <w:p>
